--- a/HW06_A2_17927372545670941.docx
+++ b/HW06_A2_17927372545670941.docx
@@ -884,12 +884,20 @@
                 <w:rFonts w:hint="default" w:ascii="Arial" w:hAnsi="Arial"/>
               </w:rPr>
             </w:pPr>
+            <w:commentRangeStart w:id="0"/>
             <w:r>
               <w:rPr>
                 <w:rFonts w:hint="default" w:ascii="Arial" w:hAnsi="Arial"/>
                 <w:lang w:val="en-US" w:eastAsia="zh-CN"/>
               </w:rPr>
               <w:t>            if int(arr[i][1]) &lt; int(arr[i+1][1]):</w:t>
+            </w:r>
+            <w:commentRangeEnd w:id="0"/>
+            <w:r>
+              <w:rPr>
+                <w:rStyle w:val="CommentReference"/>
+              </w:rPr>
+              <w:commentReference w:id="0"/>
             </w:r>
           </w:p>
           <w:p>
@@ -1243,6 +1251,7 @@
             <w:pPr>
               <w:spacing w:line="240" w:lineRule="auto"/>
             </w:pPr>
+            <w:commentRangeStart w:id="1"/>
             <w:r>
               <w:drawing>
                 <wp:inline distT="0" distB="0" distL="114300" distR="114300">
@@ -1285,6 +1294,13 @@
                   </a:graphic>
                 </wp:inline>
               </w:drawing>
+            </w:r>
+            <w:commentRangeEnd w:id="1"/>
+            <w:r>
+              <w:rPr>
+                <w:rStyle w:val="CommentReference"/>
+              </w:rPr>
+              <w:commentReference w:id="1"/>
             </w:r>
           </w:p>
         </w:tc>
@@ -1575,12 +1591,20 @@
                 <w:lang w:val="en-US" w:eastAsia="zh-CN"/>
               </w:rPr>
             </w:pPr>
+            <w:commentRangeStart w:id="2"/>
             <w:r>
               <w:rPr>
                 <w:rFonts w:hint="default" w:ascii="Arial" w:hAnsi="Arial"/>
                 <w:lang w:val="en-US" w:eastAsia="zh-CN"/>
               </w:rPr>
               <w:t>    def __init__(self, TheData, NextNode):</w:t>
+            </w:r>
+            <w:commentRangeEnd w:id="2"/>
+            <w:r>
+              <w:rPr>
+                <w:rStyle w:val="CommentReference"/>
+              </w:rPr>
+              <w:commentReference w:id="2"/>
             </w:r>
           </w:p>
           <w:p>
@@ -2169,12 +2193,20 @@
                 <w:lang w:val="en-US" w:eastAsia="zh-CN"/>
               </w:rPr>
             </w:pPr>
+            <w:commentRangeStart w:id="3"/>
             <w:r>
               <w:rPr>
                 <w:rFonts w:hint="default" w:ascii="Arial" w:hAnsi="Arial"/>
                 <w:lang w:val="en-US" w:eastAsia="zh-CN"/>
               </w:rPr>
               <w:t>    def __init__(self, HeadNode):</w:t>
+            </w:r>
+            <w:commentRangeEnd w:id="3"/>
+            <w:r>
+              <w:rPr>
+                <w:rStyle w:val="CommentReference"/>
+              </w:rPr>
+              <w:commentReference w:id="3"/>
             </w:r>
           </w:p>
           <w:p>
@@ -2314,12 +2346,20 @@
                 <w:lang w:val="en-US" w:eastAsia="zh-CN"/>
               </w:rPr>
             </w:pPr>
+            <w:commentRangeStart w:id="4"/>
             <w:r>
               <w:rPr>
                 <w:rFonts w:hint="default" w:ascii="Arial" w:hAnsi="Arial"/>
                 <w:lang w:val="en-US" w:eastAsia="zh-CN"/>
               </w:rPr>
               <w:t>    def InsertNode(self, par):</w:t>
+            </w:r>
+            <w:commentRangeEnd w:id="4"/>
+            <w:r>
+              <w:rPr>
+                <w:rStyle w:val="CommentReference"/>
+              </w:rPr>
+              <w:commentReference w:id="4"/>
             </w:r>
           </w:p>
           <w:p>
@@ -2483,12 +2523,20 @@
                 <w:lang w:val="en-US" w:eastAsia="zh-CN"/>
               </w:rPr>
             </w:pPr>
+            <w:commentRangeStart w:id="5"/>
             <w:r>
               <w:rPr>
                 <w:rFonts w:hint="default" w:ascii="Arial" w:hAnsi="Arial"/>
                 <w:lang w:val="en-US" w:eastAsia="zh-CN"/>
               </w:rPr>
               <w:t>        ret = self.HeadNode.GetData()</w:t>
+            </w:r>
+            <w:commentRangeEnd w:id="5"/>
+            <w:r>
+              <w:rPr>
+                <w:rStyle w:val="CommentReference"/>
+              </w:rPr>
+              <w:commentReference w:id="5"/>
             </w:r>
           </w:p>
           <w:p>
@@ -2782,12 +2830,20 @@
                 <w:lang w:val="en-US" w:eastAsia="zh-CN"/>
               </w:rPr>
             </w:pPr>
+            <w:commentRangeStart w:id="6"/>
             <w:r>
               <w:rPr>
                 <w:rFonts w:hint="default" w:ascii="Arial" w:hAnsi="Arial"/>
                 <w:lang w:val="en-US" w:eastAsia="zh-CN"/>
               </w:rPr>
               <w:t>            self.HeadNode = self.HeadNode.GetNextNode()</w:t>
+            </w:r>
+            <w:commentRangeEnd w:id="6"/>
+            <w:r>
+              <w:rPr>
+                <w:rStyle w:val="CommentReference"/>
+              </w:rPr>
+              <w:commentReference w:id="6"/>
             </w:r>
           </w:p>
           <w:p>
@@ -3167,12 +3223,20 @@
                 <w:rFonts w:hint="default" w:ascii="Arial" w:hAnsi="Arial"/>
               </w:rPr>
             </w:pPr>
+            <w:commentRangeStart w:id="7"/>
             <w:r>
               <w:rPr>
                 <w:rFonts w:hint="default" w:ascii="Arial" w:hAnsi="Arial"/>
                 <w:lang w:val="en-US" w:eastAsia="zh-CN"/>
               </w:rPr>
               <w:t>linkedList.Traverse()</w:t>
+            </w:r>
+            <w:commentRangeEnd w:id="7"/>
+            <w:r>
+              <w:rPr>
+                <w:rStyle w:val="CommentReference"/>
+              </w:rPr>
+              <w:commentReference w:id="7"/>
             </w:r>
           </w:p>
           <w:p>
@@ -3268,6 +3332,7 @@
             <w:pPr>
               <w:spacing w:line="240" w:lineRule="auto"/>
             </w:pPr>
+            <w:commentRangeStart w:id="8"/>
             <w:r>
               <w:drawing>
                 <wp:inline distT="0" distB="0" distL="114300" distR="114300">
@@ -3310,6 +3375,13 @@
                   </a:graphic>
                 </wp:inline>
               </w:drawing>
+            </w:r>
+            <w:commentRangeEnd w:id="8"/>
+            <w:r>
+              <w:rPr>
+                <w:rStyle w:val="CommentReference"/>
+              </w:rPr>
+              <w:commentReference w:id="8"/>
             </w:r>
           </w:p>
         </w:tc>
@@ -3546,12 +3618,20 @@
                 <w:rFonts w:hint="default" w:ascii="Arial" w:hAnsi="Arial"/>
               </w:rPr>
             </w:pPr>
+            <w:commentRangeStart w:id="9"/>
             <w:r>
               <w:rPr>
                 <w:rFonts w:hint="default" w:ascii="Arial" w:hAnsi="Arial"/>
                 <w:lang w:val="en-US" w:eastAsia="zh-CN"/>
               </w:rPr>
               <w:t>        self.Key = Key</w:t>
+            </w:r>
+            <w:commentRangeEnd w:id="9"/>
+            <w:r>
+              <w:rPr>
+                <w:rStyle w:val="CommentReference"/>
+              </w:rPr>
+              <w:commentReference w:id="9"/>
             </w:r>
           </w:p>
           <w:p>
@@ -3820,12 +3900,20 @@
                 <w:rFonts w:hint="default" w:ascii="Arial" w:hAnsi="Arial"/>
               </w:rPr>
             </w:pPr>
+            <w:commentRangeStart w:id="10"/>
             <w:r>
               <w:rPr>
                 <w:rFonts w:hint="default" w:ascii="Arial" w:hAnsi="Arial"/>
                 <w:lang w:val="en-US" w:eastAsia="zh-CN"/>
               </w:rPr>
               <w:t>    EmptyRecord = NewRecord()</w:t>
+            </w:r>
+            <w:commentRangeEnd w:id="10"/>
+            <w:r>
+              <w:rPr>
+                <w:rStyle w:val="CommentReference"/>
+              </w:rPr>
+              <w:commentReference w:id="10"/>
             </w:r>
           </w:p>
           <w:p>
@@ -4172,12 +4260,20 @@
                 <w:rFonts w:ascii="Arial" w:hAnsi="Arial"/>
               </w:rPr>
             </w:pPr>
+            <w:commentRangeStart w:id="11"/>
             <w:r>
               <w:rPr>
                 <w:rFonts w:hint="default" w:ascii="Arial" w:hAnsi="Arial"/>
                 <w:lang w:val="en-US" w:eastAsia="zh-CN"/>
               </w:rPr>
               <w:t>def Initialise():</w:t>
+            </w:r>
+            <w:commentRangeEnd w:id="11"/>
+            <w:r>
+              <w:rPr>
+                <w:rStyle w:val="CommentReference"/>
+              </w:rPr>
+              <w:commentReference w:id="11"/>
             </w:r>
           </w:p>
           <w:p>
@@ -4505,12 +4601,20 @@
                 <w:rFonts w:hint="default" w:ascii="Arial" w:hAnsi="Arial"/>
               </w:rPr>
             </w:pPr>
+            <w:commentRangeStart w:id="12"/>
             <w:r>
               <w:rPr>
                 <w:rFonts w:hint="default" w:ascii="Arial" w:hAnsi="Arial"/>
                 <w:lang w:val="en-US" w:eastAsia="zh-CN"/>
               </w:rPr>
               <w:t>    while line != ['']:</w:t>
+            </w:r>
+            <w:commentRangeEnd w:id="12"/>
+            <w:r>
+              <w:rPr>
+                <w:rStyle w:val="CommentReference"/>
+              </w:rPr>
+              <w:commentReference w:id="12"/>
             </w:r>
           </w:p>
           <w:p>
@@ -4684,12 +4788,20 @@
                 <w:rFonts w:hint="default" w:ascii="Arial" w:hAnsi="Arial"/>
               </w:rPr>
             </w:pPr>
+            <w:commentRangeStart w:id="13"/>
             <w:r>
               <w:rPr>
                 <w:rFonts w:hint="default" w:ascii="Arial" w:hAnsi="Arial"/>
                 <w:lang w:val="en-US" w:eastAsia="zh-CN"/>
               </w:rPr>
               <w:t>    for i in range(SpareTop + 1):</w:t>
+            </w:r>
+            <w:commentRangeEnd w:id="13"/>
+            <w:r>
+              <w:rPr>
+                <w:rStyle w:val="CommentReference"/>
+              </w:rPr>
+              <w:commentReference w:id="13"/>
             </w:r>
           </w:p>
           <w:p>
@@ -4807,12 +4919,20 @@
                 <w:rFonts w:ascii="Arial" w:hAnsi="Arial"/>
               </w:rPr>
             </w:pPr>
+            <w:commentRangeStart w:id="14"/>
             <w:r>
               <w:rPr>
                 <w:rFonts w:hint="default" w:ascii="Arial" w:hAnsi="Arial"/>
                 <w:lang w:val="en-US" w:eastAsia="zh-CN"/>
               </w:rPr>
               <w:t>EmptyRecord = NewRecord() #Global</w:t>
+            </w:r>
+            <w:commentRangeEnd w:id="14"/>
+            <w:r>
+              <w:rPr>
+                <w:rStyle w:val="CommentReference"/>
+              </w:rPr>
+              <w:commentReference w:id="14"/>
             </w:r>
           </w:p>
           <w:p>
@@ -4965,6 +5085,7 @@
             <w:pPr>
               <w:spacing w:line="240" w:lineRule="auto"/>
             </w:pPr>
+            <w:commentRangeStart w:id="15"/>
             <w:r>
               <w:drawing>
                 <wp:inline distT="0" distB="0" distL="114300" distR="114300">
@@ -5008,6 +5129,13 @@
                 </wp:inline>
               </w:drawing>
             </w:r>
+            <w:commentRangeEnd w:id="15"/>
+            <w:r>
+              <w:rPr>
+                <w:rStyle w:val="CommentReference"/>
+              </w:rPr>
+              <w:commentReference w:id="15"/>
+            </w:r>
           </w:p>
         </w:tc>
       </w:tr>
@@ -5023,6 +5151,267 @@
     </w:sectPr>
   </w:body>
 </w:document>
+</file>
+
+<file path=word/comments.xml><?xml version="1.0" encoding="utf-8"?>
+<w:comments xmlns:a="http://schemas.openxmlformats.org/drawingml/2006/main" xmlns:pic="http://schemas.openxmlformats.org/drawingml/2006/picture" xmlns:r="http://schemas.openxmlformats.org/officeDocument/2006/relationships" xmlns:w="http://schemas.openxmlformats.org/wordprocessingml/2006/main" xmlns:wp="http://schemas.openxmlformats.org/drawingml/2006/wordprocessingDrawing" xmlns:mc="http://schemas.openxmlformats.org/markup-compatibility/2006" xmlns:a14="http://schemas.microsoft.com/office/drawing/2010/main" xmlns:w14="http://schemas.microsoft.com/office/word/2010/wordml" xmlns:wpc="http://schemas.microsoft.com/office/word/2010/wordprocessingCanvas">
+  <w:comment w:id="0" w:author="Teacher" w:initials="T" w:date="2026-10-30T00:59:44Z">
+    <w:p>
+      <w:pPr>
+        <w:pStyle w:val="CommentText"/>
+      </w:pPr>
+      <w:r>
+        <w:rPr>
+          <w:rStyle w:val="CommentReference"/>
+        </w:rPr>
+        <w:annotationRef/>
+      </w:r>
+      <w:r>
+        <w:t>5/6 - The sort only compares the game level. Players who reached the same level keep the order they had in the file instead of being ordered by score, e.g. MNVR (21) is printed above ZJHF (25). - When the levels are equal, also compare arr[i][2] with arr[i+1][2] and swap so the higher score comes first. (-1)</w:t>
+      </w:r>
+    </w:p>
+  </w:comment>
+  <w:comment w:id="1" w:author="Teacher" w:initials="T" w:date="2026-10-30T00:59:44Z">
+    <w:p>
+      <w:pPr>
+        <w:pStyle w:val="CommentText"/>
+      </w:pPr>
+      <w:r>
+        <w:rPr>
+          <w:rStyle w:val="CommentReference"/>
+        </w:rPr>
+        <w:annotationRef/>
+      </w:r>
+      <w:r>
+        <w:t>Full marks - follow-through. The "After" table is only partly ordered because the score comparison is missing from (d); the program itself outputs "Before" and "After" in the right places, so the screenshot is accepted. Once (d) is corrected the level 5 pair will read ZJHF 25 then MNVR 21.</w:t>
+      </w:r>
+    </w:p>
+  </w:comment>
+  <w:comment w:id="2" w:author="Teacher" w:initials="T" w:date="2026-10-30T00:59:44Z">
+    <w:p>
+      <w:pPr>
+        <w:pStyle w:val="CommentText"/>
+      </w:pPr>
+      <w:r>
+        <w:rPr>
+          <w:rStyle w:val="CommentReference"/>
+        </w:rPr>
+        <w:annotationRef/>
+      </w:r>
+      <w:r>
+        <w:t>4/6 - The constructor takes two parameters, and NextNode is set from the parameter instead of to a null value. - The class table states Constructor() initialises TheData to its parameter value and NextNode to a null value, e.g. def __init__(self, TheData): then self.__NextNode = None. (-2)</w:t>
+      </w:r>
+    </w:p>
+  </w:comment>
+  <w:comment w:id="3" w:author="Teacher" w:initials="T" w:date="2026-10-30T00:59:44Z">
+    <w:p>
+      <w:pPr>
+        <w:pStyle w:val="CommentText"/>
+      </w:pPr>
+      <w:r>
+        <w:rPr>
+          <w:rStyle w:val="CommentReference"/>
+        </w:rPr>
+        <w:annotationRef/>
+      </w:r>
+      <w:r>
+        <w:t>1/3 - The constructor takes a HeadNode parameter instead of none, and HeadNode is not initialised to a null value. - The class table states Constructor() initialises HeadNode to a null value, e.g. def __init__(self): then self.HeadNode = None. (-2)</w:t>
+      </w:r>
+    </w:p>
+  </w:comment>
+  <w:comment w:id="4" w:author="Teacher" w:initials="T" w:date="2026-10-30T00:59:44Z">
+    <w:p>
+      <w:pPr>
+        <w:pStyle w:val="CommentText"/>
+      </w:pPr>
+      <w:r>
+        <w:rPr>
+          <w:rStyle w:val="CommentReference"/>
+        </w:rPr>
+        <w:annotationRef/>
+      </w:r>
+      <w:r>
+        <w:t>Full marks - follow-through. Building the node with Node(par, self.HeadNode) follows from the two-parameter constructor in (a)(i), and the SetNextNode() call then sets the same link a second time. With the one-parameter constructor from the class table this would be node = Node(par) followed by node.SetNextNode(self.HeadNode).</w:t>
+      </w:r>
+    </w:p>
+  </w:comment>
+  <w:comment w:id="5" w:author="Teacher" w:initials="T" w:date="2026-10-30T00:59:44Z">
+    <w:p>
+      <w:pPr>
+        <w:pStyle w:val="CommentText"/>
+      </w:pPr>
+      <w:r>
+        <w:rPr>
+          <w:rStyle w:val="CommentReference"/>
+        </w:rPr>
+        <w:annotationRef/>
+      </w:r>
+      <w:r>
+        <w:t>2/4 - ret holds the integer itself, so the first ret += " " + str(...) raises TypeError: unsupported operand type(s) for +=: 'int' and 'str'. The method cannot run. - Start the string with the head node's data as text: ret = str(self.HeadNode.GetData()). (-2)</w:t>
+      </w:r>
+    </w:p>
+  </w:comment>
+  <w:comment w:id="6" w:author="Teacher" w:initials="T" w:date="2026-10-30T00:59:44Z">
+    <w:p>
+      <w:pPr>
+        <w:pStyle w:val="CommentText"/>
+      </w:pPr>
+      <w:r>
+        <w:rPr>
+          <w:rStyle w:val="CommentReference"/>
+        </w:rPr>
+        <w:annotationRef/>
+      </w:r>
+      <w:r>
+        <w:t>7/9 - Two faults. When the head node holds the value it is removed, but the method then falls through to return False instead of True. When the value is not in the list, curNode becomes None inside the loop and curNode.GetData() raises AttributeError. - Return True after moving HeadNode on, and test the next node before reading its data, e.g. while curNode.GetNextNode() is not None. (-2)</w:t>
+      </w:r>
+    </w:p>
+  </w:comment>
+  <w:comment w:id="7" w:author="Teacher" w:initials="T" w:date="2026-10-30T00:59:44Z">
+    <w:p>
+      <w:pPr>
+        <w:pStyle w:val="CommentText"/>
+      </w:pPr>
+      <w:r>
+        <w:rPr>
+          <w:rStyle w:val="CommentReference"/>
+        </w:rPr>
+        <w:annotationRef/>
+      </w:r>
+      <w:r>
+        <w:t>3/4 - Traverse() is called before and after the removal, but neither result is output. Also Node(60) raises TypeError because the Node constructor you declared needs two arguments. - Wrap both calls in print(...) and create the first node consistently with your own constructor. (-1)</w:t>
+      </w:r>
+    </w:p>
+  </w:comment>
+  <w:comment w:id="8" w:author="Teacher" w:initials="T" w:date="2026-10-30T00:59:44Z">
+    <w:p>
+      <w:pPr>
+        <w:pStyle w:val="CommentText"/>
+      </w:pPr>
+      <w:r>
+        <w:rPr>
+          <w:rStyle w:val="CommentReference"/>
+        </w:rPr>
+        <w:annotationRef/>
+      </w:r>
+      <w:r>
+        <w:t>2/3 - The output shown cannot have come from the submitted main program: it contains no print() calls and stops at a TypeError on its first line. - Add print() around both Traverse() calls and re-run so the screenshot is produced by the code you hand in. (-1)</w:t>
+      </w:r>
+    </w:p>
+  </w:comment>
+  <w:comment w:id="9" w:author="Teacher" w:initials="T" w:date="2026-10-30T00:59:44Z">
+    <w:p>
+      <w:pPr>
+        <w:pStyle w:val="CommentText"/>
+      </w:pPr>
+      <w:r>
+        <w:rPr>
+          <w:rStyle w:val="CommentReference"/>
+        </w:rPr>
+        <w:annotationRef/>
+      </w:r>
+      <w:r>
+        <w:t>2/3 - The three fields are declared, but their data types are not recorded anywhere. - As in the other classes, add an attribute declaration comment on each line, e.g. self.Key = Key  # integer, public. (-1)</w:t>
+      </w:r>
+    </w:p>
+  </w:comment>
+  <w:comment w:id="10" w:author="Teacher" w:initials="T" w:date="2026-10-30T00:59:44Z">
+    <w:p>
+      <w:pPr>
+        <w:pStyle w:val="CommentText"/>
+      </w:pPr>
+      <w:r>
+        <w:rPr>
+          <w:rStyle w:val="CommentReference"/>
+        </w:rPr>
+        <w:annotationRef/>
+      </w:r>
+      <w:r>
+        <w:t>1/3 - NewRecord() needs three arguments, so this line raises TypeError. The loops also only rebind the loop variable (for i in HashTable: i = EmptyRecord), so no element of either array is changed. - Create a record holding -1 in each field and store it by index: for i in range(200): HashTable[i] = NewRecord(-1, -1, -1), and the same for Spare with range(100). (-2)</w:t>
+      </w:r>
+    </w:p>
+  </w:comment>
+  <w:comment w:id="11" w:author="Teacher" w:initials="T" w:date="2026-10-30T00:59:44Z">
+    <w:p>
+      <w:pPr>
+        <w:pStyle w:val="CommentText"/>
+      </w:pPr>
+      <w:r>
+        <w:rPr>
+          <w:rStyle w:val="CommentReference"/>
+        </w:rPr>
+        <w:annotationRef/>
+      </w:r>
+      <w:r>
+        <w:t>0/9 - This box contains a copy of Initialise(), not InsertIntoHash(). - InsertIntoHash() must take the record, call CalculateHash(Record.Key), store the record at HashTable[Index] when that slot holds an empty record, and otherwise put it in the next free slot of Spare. (-9)</w:t>
+      </w:r>
+    </w:p>
+  </w:comment>
+  <w:comment w:id="12" w:author="Teacher" w:initials="T" w:date="2026-10-30T00:59:44Z">
+    <w:p>
+      <w:pPr>
+        <w:pStyle w:val="CommentText"/>
+      </w:pPr>
+      <w:r>
+        <w:rPr>
+          <w:rStyle w:val="CommentReference"/>
+        </w:rPr>
+        <w:annotationRef/>
+      </w:r>
+      <w:r>
+        <w:t>5/7 - No new line is read inside the loop, so the first record is processed for ever; file.close() is also inside the loop. - Read the next line at the end of each iteration, and close the file once after the loop has finished. (-2)</w:t>
+      </w:r>
+    </w:p>
+  </w:comment>
+  <w:comment w:id="13" w:author="Teacher" w:initials="T" w:date="2026-10-30T00:59:44Z">
+    <w:p>
+      <w:pPr>
+        <w:pStyle w:val="CommentText"/>
+      </w:pPr>
+      <w:r>
+        <w:rPr>
+          <w:rStyle w:val="CommentReference"/>
+        </w:rPr>
+        <w:annotationRef/>
+      </w:r>
+      <w:r>
+        <w:t>1/3 - SpareTop is set to -1 in Initialise() and never increased, so range(SpareTop + 1) is empty and the loop body never runs. Spare[0].Key is also output without checking that it is not empty. - Loop over all 100 slots and output a key only when it is not -1. (-2)</w:t>
+      </w:r>
+    </w:p>
+  </w:comment>
+  <w:comment w:id="14" w:author="Teacher" w:initials="T" w:date="2026-10-30T00:59:44Z">
+    <w:p>
+      <w:pPr>
+        <w:pStyle w:val="CommentText"/>
+      </w:pPr>
+      <w:r>
+        <w:rPr>
+          <w:rStyle w:val="CommentReference"/>
+        </w:rPr>
+        <w:annotationRef/>
+      </w:r>
+      <w:r>
+        <w:t>Full marks. - The three procedure calls are correct and in the right order. Note that NewRecord() is called with no arguments here while your constructor needs three, so this line raises TypeError before Initialise() is reached; declare the empty record properly and the program will run.</w:t>
+      </w:r>
+    </w:p>
+  </w:comment>
+  <w:comment w:id="15" w:author="Teacher" w:initials="T" w:date="2026-10-30T00:59:44Z">
+    <w:p>
+      <w:pPr>
+        <w:pStyle w:val="CommentText"/>
+      </w:pPr>
+      <w:r>
+        <w:rPr>
+          <w:rStyle w:val="CommentReference"/>
+        </w:rPr>
+        <w:annotationRef/>
+      </w:r>
+      <w:r>
+        <w:t>1/2 - Keys are shown, but this output cannot have been produced by the submitted program: it raises TypeError on the first line of the main program and never inserts or prints anything. - Get (b)(ii) and (d) working, then re-run and paste the actual output. (-1)</w:t>
+      </w:r>
+    </w:p>
+  </w:comment>
+</w:comments>
 </file>
 
 <file path=word/endnotes.xml><?xml version="1.0" encoding="utf-8"?>
